--- a/CSC242SignatureAssignment/Assignment5_Pseudocode.docx
+++ b/CSC242SignatureAssignment/Assignment5_Pseudocode.docx
@@ -7,12 +7,16 @@
         <w:rPr>
           <w:b/>
           <w:bCs/>
+          <w:sz w:val="40"/>
+          <w:szCs w:val="40"/>
         </w:rPr>
       </w:pPr>
       <w:r>
         <w:rPr>
           <w:b/>
           <w:bCs/>
+          <w:sz w:val="40"/>
+          <w:szCs w:val="40"/>
         </w:rPr>
         <w:t>P8.2 Spell Checker Pseudocode</w:t>
       </w:r>
@@ -207,12 +211,12 @@
     </w:p>
     <w:p>
       <w:r>
+        <w:lastRenderedPageBreak/>
         <w:t>END FUNCTION</w:t>
       </w:r>
     </w:p>
     <w:p>
       <w:r>
-        <w:lastRenderedPageBreak/>
         <w:t xml:space="preserve">FUNCTION </w:t>
       </w:r>
       <w:proofErr w:type="spellStart"/>
@@ -350,12 +354,71 @@
         <w:rPr>
           <w:b/>
           <w:bCs/>
+          <w:sz w:val="40"/>
+          <w:szCs w:val="40"/>
         </w:rPr>
       </w:pPr>
       <w:r>
         <w:rPr>
           <w:b/>
           <w:bCs/>
+          <w:sz w:val="40"/>
+          <w:szCs w:val="40"/>
+        </w:rPr>
+        <w:br/>
+      </w:r>
+      <w:r>
+        <w:rPr>
+          <w:b/>
+          <w:bCs/>
+          <w:sz w:val="40"/>
+          <w:szCs w:val="40"/>
+        </w:rPr>
+        <w:br/>
+      </w:r>
+      <w:r>
+        <w:rPr>
+          <w:b/>
+          <w:bCs/>
+          <w:sz w:val="40"/>
+          <w:szCs w:val="40"/>
+        </w:rPr>
+        <w:br/>
+      </w:r>
+      <w:r>
+        <w:rPr>
+          <w:b/>
+          <w:bCs/>
+          <w:sz w:val="40"/>
+          <w:szCs w:val="40"/>
+        </w:rPr>
+        <w:br/>
+      </w:r>
+      <w:r>
+        <w:rPr>
+          <w:b/>
+          <w:bCs/>
+          <w:sz w:val="40"/>
+          <w:szCs w:val="40"/>
+        </w:rPr>
+        <w:br/>
+      </w:r>
+      <w:r>
+        <w:rPr>
+          <w:b/>
+          <w:bCs/>
+          <w:sz w:val="40"/>
+          <w:szCs w:val="40"/>
+        </w:rPr>
+        <w:lastRenderedPageBreak/>
+        <w:br/>
+      </w:r>
+      <w:r>
+        <w:rPr>
+          <w:b/>
+          <w:bCs/>
+          <w:sz w:val="40"/>
+          <w:szCs w:val="40"/>
         </w:rPr>
         <w:t>P8.7 Random Monoalphabetic Cipher Pseudocode</w:t>
       </w:r>
@@ -405,13 +468,157 @@
     </w:p>
     <w:p>
       <w:r>
+        <w:t>Read choice</w:t>
+      </w:r>
+    </w:p>
+    <w:p>
+      <w:r>
+        <w:t>IF choice is E or e</w:t>
+      </w:r>
+    </w:p>
+    <w:p>
+      <w:r>
+        <w:t xml:space="preserve">CALL </w:t>
+      </w:r>
+      <w:proofErr w:type="spellStart"/>
+      <w:proofErr w:type="gramStart"/>
+      <w:r>
+        <w:t>encryptFile</w:t>
+      </w:r>
+      <w:proofErr w:type="spellEnd"/>
+      <w:r>
+        <w:t>(</w:t>
+      </w:r>
+      <w:proofErr w:type="gramEnd"/>
+      <w:r>
+        <w:t>"Input.txt", "encrypted.txt", cipher)</w:t>
+      </w:r>
+    </w:p>
+    <w:p>
+      <w:r>
+        <w:t>Display "File encrypted."</w:t>
+      </w:r>
+    </w:p>
+    <w:p>
+      <w:r>
+        <w:t>ELSE IF choice is D or d</w:t>
+      </w:r>
+    </w:p>
+    <w:p>
+      <w:r>
+        <w:t xml:space="preserve">CALL </w:t>
+      </w:r>
+      <w:proofErr w:type="spellStart"/>
+      <w:proofErr w:type="gramStart"/>
+      <w:r>
+        <w:t>decryptFile</w:t>
+      </w:r>
+      <w:proofErr w:type="spellEnd"/>
+      <w:r>
+        <w:t>(</w:t>
+      </w:r>
+      <w:proofErr w:type="gramEnd"/>
+      <w:r>
+        <w:t>"encrypted.txt", "decrypted.txt", cipher)</w:t>
+      </w:r>
+    </w:p>
+    <w:p>
+      <w:r>
+        <w:t>Display "File decrypted."</w:t>
+      </w:r>
+    </w:p>
+    <w:p>
+      <w:r>
+        <w:t>ELSE</w:t>
+      </w:r>
+    </w:p>
+    <w:p>
+      <w:r>
+        <w:t>Display "Invalid choice."</w:t>
+      </w:r>
+    </w:p>
+    <w:p>
+      <w:r>
+        <w:t>END IF</w:t>
+      </w:r>
+    </w:p>
+    <w:p>
+      <w:r>
+        <w:t>END</w:t>
+      </w:r>
+    </w:p>
+    <w:p>
+      <w:r>
+        <w:t xml:space="preserve">FUNCTION </w:t>
+      </w:r>
+      <w:proofErr w:type="spellStart"/>
+      <w:r>
+        <w:t>removeDuplicates</w:t>
+      </w:r>
+      <w:proofErr w:type="spellEnd"/>
+      <w:r>
+        <w:t>(keyword)</w:t>
+      </w:r>
+    </w:p>
+    <w:p>
+      <w:r>
+        <w:t>Create an empty string named result</w:t>
+      </w:r>
+    </w:p>
+    <w:p>
+      <w:r>
+        <w:t>FOR each letter in keyword</w:t>
+      </w:r>
+    </w:p>
+    <w:p>
+      <w:r>
+        <w:t>Convert letter to uppercase</w:t>
+      </w:r>
+    </w:p>
+    <w:p>
+      <w:r>
+        <w:t>IF letter is alphabetic AND letter is not already in result</w:t>
+      </w:r>
+    </w:p>
+    <w:p>
+      <w:r>
         <w:lastRenderedPageBreak/>
-        <w:t>Read choice</w:t>
-      </w:r>
-    </w:p>
-    <w:p>
-      <w:r>
-        <w:t>IF choice is E or e</w:t>
+        <w:t>Add letter to result</w:t>
+      </w:r>
+    </w:p>
+    <w:p>
+      <w:r>
+        <w:t>END IF</w:t>
+      </w:r>
+    </w:p>
+    <w:p>
+      <w:r>
+        <w:t>END FOR</w:t>
+      </w:r>
+    </w:p>
+    <w:p>
+      <w:r>
+        <w:t>RETURN result</w:t>
+      </w:r>
+    </w:p>
+    <w:p>
+      <w:r>
+        <w:t>END FUNCTION</w:t>
+      </w:r>
+    </w:p>
+    <w:p>
+      <w:proofErr w:type="gramStart"/>
+      <w:r>
+        <w:t xml:space="preserve">FUNCTION </w:t>
+      </w:r>
+      <w:proofErr w:type="spellStart"/>
+      <w:r>
+        <w:t>createCipherAlphabet</w:t>
+      </w:r>
+      <w:proofErr w:type="spellEnd"/>
+      <w:proofErr w:type="gramEnd"/>
+      <w:r>
+        <w:t>(keyword)</w:t>
       </w:r>
     </w:p>
     <w:p>
@@ -419,27 +626,335 @@
         <w:t xml:space="preserve">CALL </w:t>
       </w:r>
       <w:proofErr w:type="spellStart"/>
+      <w:r>
+        <w:t>removeDuplicates</w:t>
+      </w:r>
+      <w:proofErr w:type="spellEnd"/>
+      <w:r>
+        <w:t>(keyword)</w:t>
+      </w:r>
+    </w:p>
+    <w:p>
+      <w:r>
+        <w:t>Store the returned value in cipher</w:t>
+      </w:r>
+    </w:p>
+    <w:p>
+      <w:r>
+        <w:t>FOR each letter from Z down to A</w:t>
+      </w:r>
+    </w:p>
+    <w:p>
+      <w:r>
+        <w:t>IF letter is not already in cipher</w:t>
+      </w:r>
+    </w:p>
+    <w:p>
+      <w:r>
+        <w:t>Add letter to cipher</w:t>
+      </w:r>
+    </w:p>
+    <w:p>
+      <w:r>
+        <w:t>END IF</w:t>
+      </w:r>
+    </w:p>
+    <w:p>
+      <w:r>
+        <w:t>END FOR</w:t>
+      </w:r>
+    </w:p>
+    <w:p>
+      <w:r>
+        <w:t>RETURN cipher</w:t>
+      </w:r>
+    </w:p>
+    <w:p>
+      <w:r>
+        <w:t>END FUNCTION</w:t>
+      </w:r>
+    </w:p>
+    <w:p>
+      <w:r>
+        <w:t xml:space="preserve">FUNCTION </w:t>
+      </w:r>
+      <w:proofErr w:type="spellStart"/>
       <w:proofErr w:type="gramStart"/>
       <w:r>
+        <w:t>encryptCharacter</w:t>
+      </w:r>
+      <w:proofErr w:type="spellEnd"/>
+      <w:r>
+        <w:t>(</w:t>
+      </w:r>
+      <w:proofErr w:type="gramEnd"/>
+      <w:r>
+        <w:t>ch, cipher)</w:t>
+      </w:r>
+    </w:p>
+    <w:p>
+      <w:r>
+        <w:t>IF ch is a lowercase letter</w:t>
+      </w:r>
+    </w:p>
+    <w:p>
+      <w:r>
+        <w:t>Find the position of ch in the normal alphabet</w:t>
+      </w:r>
+    </w:p>
+    <w:p>
+      <w:r>
+        <w:t>Return the lowercase cipher character at that position</w:t>
+      </w:r>
+    </w:p>
+    <w:p>
+      <w:r>
+        <w:t>END IF</w:t>
+      </w:r>
+    </w:p>
+    <w:p>
+      <w:r>
+        <w:t>IF ch is an uppercase letter</w:t>
+      </w:r>
+    </w:p>
+    <w:p>
+      <w:r>
+        <w:t>Find the position of ch in the normal alphabet</w:t>
+      </w:r>
+    </w:p>
+    <w:p>
+      <w:r>
+        <w:t>Return the cipher character at that position</w:t>
+      </w:r>
+    </w:p>
+    <w:p>
+      <w:r>
+        <w:t>END IF</w:t>
+      </w:r>
+    </w:p>
+    <w:p>
+      <w:r>
+        <w:t>RETURN ch</w:t>
+      </w:r>
+    </w:p>
+    <w:p>
+      <w:r>
+        <w:t>END FUNCTION</w:t>
+      </w:r>
+    </w:p>
+    <w:p>
+      <w:r>
+        <w:lastRenderedPageBreak/>
+        <w:t xml:space="preserve">FUNCTION </w:t>
+      </w:r>
+      <w:proofErr w:type="spellStart"/>
+      <w:proofErr w:type="gramStart"/>
+      <w:r>
+        <w:t>decryptCharacter</w:t>
+      </w:r>
+      <w:proofErr w:type="spellEnd"/>
+      <w:r>
+        <w:t>(</w:t>
+      </w:r>
+      <w:proofErr w:type="gramEnd"/>
+      <w:r>
+        <w:t>ch, cipher)</w:t>
+      </w:r>
+    </w:p>
+    <w:p>
+      <w:r>
+        <w:t>IF ch is a letter</w:t>
+      </w:r>
+    </w:p>
+    <w:p>
+      <w:r>
+        <w:t>Convert ch to uppercase</w:t>
+      </w:r>
+    </w:p>
+    <w:p>
+      <w:r>
+        <w:t>Find the position of ch in cipher</w:t>
+      </w:r>
+    </w:p>
+    <w:p>
+      <w:r>
+        <w:t>IF ch is found</w:t>
+      </w:r>
+    </w:p>
+    <w:p>
+      <w:r>
+        <w:t>Convert the position to the corresponding normal alphabet letter</w:t>
+      </w:r>
+    </w:p>
+    <w:p>
+      <w:r>
+        <w:t>IF the original character was lowercase</w:t>
+      </w:r>
+    </w:p>
+    <w:p>
+      <w:r>
+        <w:t>Convert the decrypted character to lowercase</w:t>
+      </w:r>
+    </w:p>
+    <w:p>
+      <w:r>
+        <w:t>END IF</w:t>
+      </w:r>
+    </w:p>
+    <w:p>
+      <w:r>
+        <w:t>RETURN the decrypted character</w:t>
+      </w:r>
+    </w:p>
+    <w:p>
+      <w:r>
+        <w:t>END IF</w:t>
+      </w:r>
+    </w:p>
+    <w:p>
+      <w:r>
+        <w:t>END IF</w:t>
+      </w:r>
+    </w:p>
+    <w:p>
+      <w:r>
+        <w:t>RETURN ch</w:t>
+      </w:r>
+    </w:p>
+    <w:p>
+      <w:r>
+        <w:t>END FUNCTION</w:t>
+      </w:r>
+    </w:p>
+    <w:p>
+      <w:r>
+        <w:t xml:space="preserve">FUNCTION </w:t>
+      </w:r>
+      <w:proofErr w:type="spellStart"/>
+      <w:proofErr w:type="gramStart"/>
+      <w:r>
         <w:t>encryptFile</w:t>
       </w:r>
       <w:proofErr w:type="spellEnd"/>
       <w:r>
         <w:t>(</w:t>
       </w:r>
+      <w:proofErr w:type="spellStart"/>
       <w:proofErr w:type="gramEnd"/>
       <w:r>
-        <w:t>"Input.txt", "encrypted.txt", cipher)</w:t>
-      </w:r>
-    </w:p>
-    <w:p>
-      <w:r>
-        <w:t>Display "File encrypted."</w:t>
-      </w:r>
-    </w:p>
-    <w:p>
-      <w:r>
-        <w:t>ELSE IF choice is D or d</w:t>
+        <w:t>inputFile</w:t>
+      </w:r>
+      <w:proofErr w:type="spellEnd"/>
+      <w:r>
+        <w:t xml:space="preserve">, </w:t>
+      </w:r>
+      <w:proofErr w:type="spellStart"/>
+      <w:r>
+        <w:t>outputFile</w:t>
+      </w:r>
+      <w:proofErr w:type="spellEnd"/>
+      <w:r>
+        <w:t>, cipher)</w:t>
+      </w:r>
+    </w:p>
+    <w:p>
+      <w:r>
+        <w:t xml:space="preserve">Open </w:t>
+      </w:r>
+      <w:proofErr w:type="spellStart"/>
+      <w:r>
+        <w:t>inputFile</w:t>
+      </w:r>
+      <w:proofErr w:type="spellEnd"/>
+      <w:r>
+        <w:t xml:space="preserve"> for reading</w:t>
+      </w:r>
+    </w:p>
+    <w:p>
+      <w:r>
+        <w:t xml:space="preserve">Open </w:t>
+      </w:r>
+      <w:proofErr w:type="spellStart"/>
+      <w:proofErr w:type="gramStart"/>
+      <w:r>
+        <w:t>outputFile</w:t>
+      </w:r>
+      <w:proofErr w:type="spellEnd"/>
+      <w:proofErr w:type="gramEnd"/>
+      <w:r>
+        <w:t xml:space="preserve"> for writing</w:t>
+      </w:r>
+    </w:p>
+    <w:p>
+      <w:r>
+        <w:t xml:space="preserve">IF </w:t>
+      </w:r>
+      <w:proofErr w:type="spellStart"/>
+      <w:r>
+        <w:t>inputFile</w:t>
+      </w:r>
+      <w:proofErr w:type="spellEnd"/>
+      <w:r>
+        <w:t xml:space="preserve"> cannot be opened</w:t>
+      </w:r>
+    </w:p>
+    <w:p>
+      <w:r>
+        <w:t>Display "Could not open input file."</w:t>
+      </w:r>
+    </w:p>
+    <w:p>
+      <w:r>
+        <w:t>RETURN</w:t>
+      </w:r>
+    </w:p>
+    <w:p>
+      <w:r>
+        <w:t>END IF</w:t>
+      </w:r>
+    </w:p>
+    <w:p>
+      <w:r>
+        <w:t xml:space="preserve">IF </w:t>
+      </w:r>
+      <w:proofErr w:type="spellStart"/>
+      <w:r>
+        <w:t>outputFile</w:t>
+      </w:r>
+      <w:proofErr w:type="spellEnd"/>
+      <w:r>
+        <w:t xml:space="preserve"> cannot be opened</w:t>
+      </w:r>
+    </w:p>
+    <w:p>
+      <w:r>
+        <w:t>Display "Could not open output file."</w:t>
+      </w:r>
+    </w:p>
+    <w:p>
+      <w:r>
+        <w:t>RETURN</w:t>
+      </w:r>
+    </w:p>
+    <w:p>
+      <w:r>
+        <w:t>END IF</w:t>
+      </w:r>
+    </w:p>
+    <w:p>
+      <w:r>
+        <w:t xml:space="preserve">WHILE another character can be read from </w:t>
+      </w:r>
+      <w:proofErr w:type="spellStart"/>
+      <w:r>
+        <w:t>inputFile</w:t>
+      </w:r>
+      <w:proofErr w:type="spellEnd"/>
+    </w:p>
+    <w:p>
+      <w:r>
+        <w:lastRenderedPageBreak/>
+        <w:t>Read character ch</w:t>
       </w:r>
     </w:p>
     <w:p>
@@ -449,571 +964,118 @@
       <w:proofErr w:type="spellStart"/>
       <w:proofErr w:type="gramStart"/>
       <w:r>
+        <w:t>encryptCharacter</w:t>
+      </w:r>
+      <w:proofErr w:type="spellEnd"/>
+      <w:r>
+        <w:t>(</w:t>
+      </w:r>
+      <w:proofErr w:type="gramEnd"/>
+      <w:r>
+        <w:t>ch, cipher)</w:t>
+      </w:r>
+    </w:p>
+    <w:p>
+      <w:r>
+        <w:t xml:space="preserve">Write the encrypted character to </w:t>
+      </w:r>
+      <w:proofErr w:type="spellStart"/>
+      <w:r>
+        <w:t>outputFile</w:t>
+      </w:r>
+      <w:proofErr w:type="spellEnd"/>
+    </w:p>
+    <w:p>
+      <w:r>
+        <w:t>END WHILE</w:t>
+      </w:r>
+    </w:p>
+    <w:p>
+      <w:r>
+        <w:t xml:space="preserve">Close </w:t>
+      </w:r>
+      <w:proofErr w:type="spellStart"/>
+      <w:r>
+        <w:t>inputFile</w:t>
+      </w:r>
+      <w:proofErr w:type="spellEnd"/>
+    </w:p>
+    <w:p>
+      <w:r>
+        <w:t xml:space="preserve">Close </w:t>
+      </w:r>
+      <w:proofErr w:type="spellStart"/>
+      <w:r>
+        <w:t>outputFile</w:t>
+      </w:r>
+      <w:proofErr w:type="spellEnd"/>
+    </w:p>
+    <w:p>
+      <w:r>
+        <w:t>END FUNCTION</w:t>
+      </w:r>
+    </w:p>
+    <w:p>
+      <w:r>
+        <w:t xml:space="preserve">FUNCTION </w:t>
+      </w:r>
+      <w:proofErr w:type="spellStart"/>
+      <w:proofErr w:type="gramStart"/>
+      <w:r>
         <w:t>decryptFile</w:t>
       </w:r>
       <w:proofErr w:type="spellEnd"/>
       <w:r>
         <w:t>(</w:t>
       </w:r>
+      <w:proofErr w:type="spellStart"/>
       <w:proofErr w:type="gramEnd"/>
       <w:r>
-        <w:t>"encrypted.txt", "decrypted.txt", cipher)</w:t>
-      </w:r>
-    </w:p>
-    <w:p>
-      <w:r>
-        <w:t>Display "File decrypted."</w:t>
-      </w:r>
-    </w:p>
-    <w:p>
-      <w:r>
-        <w:t>ELSE</w:t>
-      </w:r>
-    </w:p>
-    <w:p>
-      <w:r>
-        <w:t>Display "Invalid choice."</w:t>
-      </w:r>
-    </w:p>
-    <w:p>
-      <w:r>
-        <w:t>END IF</w:t>
-      </w:r>
-    </w:p>
-    <w:p>
-      <w:r>
-        <w:t>END</w:t>
-      </w:r>
-    </w:p>
-    <w:p>
-      <w:r>
-        <w:t xml:space="preserve">FUNCTION </w:t>
-      </w:r>
-      <w:proofErr w:type="spellStart"/>
-      <w:r>
-        <w:t>removeDuplicates</w:t>
-      </w:r>
-      <w:proofErr w:type="spellEnd"/>
-      <w:r>
-        <w:t>(keyword)</w:t>
-      </w:r>
-    </w:p>
-    <w:p>
-      <w:r>
-        <w:t>Create an empty string named result</w:t>
-      </w:r>
-    </w:p>
-    <w:p>
-      <w:r>
-        <w:t>FOR each letter in keyword</w:t>
-      </w:r>
-    </w:p>
-    <w:p>
-      <w:r>
-        <w:t>Convert letter to uppercase</w:t>
-      </w:r>
-    </w:p>
-    <w:p>
-      <w:r>
-        <w:t>IF letter is alphabetic AND letter is not already in result</w:t>
-      </w:r>
-    </w:p>
-    <w:p>
-      <w:r>
-        <w:t>Add letter to result</w:t>
-      </w:r>
-    </w:p>
-    <w:p>
-      <w:r>
-        <w:t>END IF</w:t>
-      </w:r>
-    </w:p>
-    <w:p>
-      <w:r>
-        <w:t>END FOR</w:t>
-      </w:r>
-    </w:p>
-    <w:p>
-      <w:r>
-        <w:t>RETURN result</w:t>
-      </w:r>
-    </w:p>
-    <w:p>
-      <w:r>
-        <w:t>END FUNCTION</w:t>
-      </w:r>
-    </w:p>
-    <w:p>
+        <w:t>inputFile</w:t>
+      </w:r>
+      <w:proofErr w:type="spellEnd"/>
+      <w:r>
+        <w:t xml:space="preserve">, </w:t>
+      </w:r>
+      <w:proofErr w:type="spellStart"/>
+      <w:r>
+        <w:t>outputFile</w:t>
+      </w:r>
+      <w:proofErr w:type="spellEnd"/>
+      <w:r>
+        <w:t>, cipher)</w:t>
+      </w:r>
+    </w:p>
+    <w:p>
+      <w:r>
+        <w:t xml:space="preserve">Open </w:t>
+      </w:r>
+      <w:proofErr w:type="spellStart"/>
+      <w:r>
+        <w:t>inputFile</w:t>
+      </w:r>
+      <w:proofErr w:type="spellEnd"/>
+      <w:r>
+        <w:t xml:space="preserve"> for reading</w:t>
+      </w:r>
+    </w:p>
+    <w:p>
+      <w:r>
+        <w:t xml:space="preserve">Open </w:t>
+      </w:r>
+      <w:proofErr w:type="spellStart"/>
       <w:proofErr w:type="gramStart"/>
       <w:r>
-        <w:t xml:space="preserve">FUNCTION </w:t>
-      </w:r>
-      <w:proofErr w:type="spellStart"/>
-      <w:r>
-        <w:t>createCipherAlphabet</w:t>
+        <w:t>outputFile</w:t>
       </w:r>
       <w:proofErr w:type="spellEnd"/>
       <w:proofErr w:type="gramEnd"/>
       <w:r>
-        <w:t>(keyword)</w:t>
-      </w:r>
-    </w:p>
-    <w:p>
-      <w:r>
-        <w:t xml:space="preserve">CALL </w:t>
-      </w:r>
-      <w:proofErr w:type="spellStart"/>
-      <w:r>
-        <w:t>removeDuplicates</w:t>
-      </w:r>
-      <w:proofErr w:type="spellEnd"/>
-      <w:r>
-        <w:t>(keyword)</w:t>
-      </w:r>
-    </w:p>
-    <w:p>
-      <w:r>
-        <w:t>Store the returned value in cipher</w:t>
-      </w:r>
-    </w:p>
-    <w:p>
-      <w:r>
-        <w:t>FOR each letter from Z down to A</w:t>
-      </w:r>
-    </w:p>
-    <w:p>
-      <w:r>
-        <w:t>IF letter is not already in cipher</w:t>
-      </w:r>
-    </w:p>
-    <w:p>
-      <w:r>
-        <w:lastRenderedPageBreak/>
-        <w:t>Add letter to cipher</w:t>
-      </w:r>
-    </w:p>
-    <w:p>
-      <w:r>
-        <w:t>END IF</w:t>
-      </w:r>
-    </w:p>
-    <w:p>
-      <w:r>
-        <w:t>END FOR</w:t>
-      </w:r>
-    </w:p>
-    <w:p>
-      <w:r>
-        <w:t>RETURN cipher</w:t>
-      </w:r>
-    </w:p>
-    <w:p>
-      <w:r>
-        <w:t>END FUNCTION</w:t>
-      </w:r>
-    </w:p>
-    <w:p>
-      <w:r>
-        <w:t xml:space="preserve">FUNCTION </w:t>
-      </w:r>
-      <w:proofErr w:type="spellStart"/>
-      <w:proofErr w:type="gramStart"/>
-      <w:r>
-        <w:t>encryptCharacter</w:t>
-      </w:r>
-      <w:proofErr w:type="spellEnd"/>
-      <w:r>
-        <w:t>(</w:t>
-      </w:r>
-      <w:proofErr w:type="gramEnd"/>
-      <w:r>
-        <w:t>ch, cipher)</w:t>
-      </w:r>
-    </w:p>
-    <w:p>
-      <w:r>
-        <w:t>IF ch is a lowercase letter</w:t>
-      </w:r>
-    </w:p>
-    <w:p>
-      <w:r>
-        <w:t>Find the position of ch in the normal alphabet</w:t>
-      </w:r>
-    </w:p>
-    <w:p>
-      <w:r>
-        <w:t>Return the lowercase cipher character at that position</w:t>
-      </w:r>
-    </w:p>
-    <w:p>
-      <w:r>
-        <w:t>END IF</w:t>
-      </w:r>
-    </w:p>
-    <w:p>
-      <w:r>
-        <w:t>IF ch is an uppercase letter</w:t>
-      </w:r>
-    </w:p>
-    <w:p>
-      <w:r>
-        <w:t>Find the position of ch in the normal alphabet</w:t>
-      </w:r>
-    </w:p>
-    <w:p>
-      <w:r>
-        <w:t>Return the cipher character at that position</w:t>
-      </w:r>
-    </w:p>
-    <w:p>
-      <w:r>
-        <w:t>END IF</w:t>
-      </w:r>
-    </w:p>
-    <w:p>
-      <w:r>
-        <w:t>RETURN ch</w:t>
-      </w:r>
-    </w:p>
-    <w:p>
-      <w:r>
-        <w:t>END FUNCTION</w:t>
-      </w:r>
-    </w:p>
-    <w:p>
-      <w:r>
-        <w:t xml:space="preserve">FUNCTION </w:t>
-      </w:r>
-      <w:proofErr w:type="spellStart"/>
-      <w:proofErr w:type="gramStart"/>
-      <w:r>
-        <w:t>decryptCharacter</w:t>
-      </w:r>
-      <w:proofErr w:type="spellEnd"/>
-      <w:r>
-        <w:t>(</w:t>
-      </w:r>
-      <w:proofErr w:type="gramEnd"/>
-      <w:r>
-        <w:t>ch, cipher)</w:t>
-      </w:r>
-    </w:p>
-    <w:p>
-      <w:r>
-        <w:t>IF ch is a letter</w:t>
-      </w:r>
-    </w:p>
-    <w:p>
-      <w:r>
-        <w:t>Convert ch to uppercase</w:t>
-      </w:r>
-    </w:p>
-    <w:p>
-      <w:r>
-        <w:t>Find the position of ch in cipher</w:t>
-      </w:r>
-    </w:p>
-    <w:p>
-      <w:r>
-        <w:t>IF ch is found</w:t>
-      </w:r>
-    </w:p>
-    <w:p>
-      <w:r>
-        <w:t>Convert the position to the corresponding normal alphabet letter</w:t>
-      </w:r>
-    </w:p>
-    <w:p>
-      <w:r>
-        <w:t>IF the original character was lowercase</w:t>
-      </w:r>
-    </w:p>
-    <w:p>
-      <w:r>
-        <w:t>Convert the decrypted character to lowercase</w:t>
-      </w:r>
-    </w:p>
-    <w:p>
-      <w:r>
-        <w:t>END IF</w:t>
-      </w:r>
-    </w:p>
-    <w:p>
-      <w:r>
-        <w:t>RETURN the decrypted character</w:t>
-      </w:r>
-    </w:p>
-    <w:p>
-      <w:r>
-        <w:lastRenderedPageBreak/>
-        <w:t>END IF</w:t>
-      </w:r>
-    </w:p>
-    <w:p>
-      <w:r>
-        <w:t>END IF</w:t>
-      </w:r>
-    </w:p>
-    <w:p>
-      <w:r>
-        <w:t>RETURN ch</w:t>
-      </w:r>
-    </w:p>
-    <w:p>
-      <w:r>
-        <w:t>END FUNCTION</w:t>
-      </w:r>
-    </w:p>
-    <w:p>
-      <w:r>
-        <w:t xml:space="preserve">FUNCTION </w:t>
-      </w:r>
-      <w:proofErr w:type="spellStart"/>
-      <w:proofErr w:type="gramStart"/>
-      <w:r>
-        <w:t>encryptFile</w:t>
-      </w:r>
-      <w:proofErr w:type="spellEnd"/>
-      <w:r>
-        <w:t>(</w:t>
-      </w:r>
-      <w:proofErr w:type="spellStart"/>
-      <w:proofErr w:type="gramEnd"/>
-      <w:r>
-        <w:t>inputFile</w:t>
-      </w:r>
-      <w:proofErr w:type="spellEnd"/>
-      <w:r>
-        <w:t xml:space="preserve">, </w:t>
-      </w:r>
-      <w:proofErr w:type="spellStart"/>
-      <w:r>
-        <w:t>outputFile</w:t>
-      </w:r>
-      <w:proofErr w:type="spellEnd"/>
-      <w:r>
-        <w:t>, cipher)</w:t>
-      </w:r>
-    </w:p>
-    <w:p>
-      <w:r>
-        <w:t xml:space="preserve">Open </w:t>
-      </w:r>
-      <w:proofErr w:type="spellStart"/>
-      <w:r>
-        <w:t>inputFile</w:t>
-      </w:r>
-      <w:proofErr w:type="spellEnd"/>
-      <w:r>
-        <w:t xml:space="preserve"> for reading</w:t>
-      </w:r>
-    </w:p>
-    <w:p>
-      <w:r>
-        <w:t xml:space="preserve">Open </w:t>
-      </w:r>
-      <w:proofErr w:type="spellStart"/>
-      <w:proofErr w:type="gramStart"/>
-      <w:r>
-        <w:t>outputFile</w:t>
-      </w:r>
-      <w:proofErr w:type="spellEnd"/>
-      <w:proofErr w:type="gramEnd"/>
-      <w:r>
         <w:t xml:space="preserve"> for writing</w:t>
       </w:r>
     </w:p>
     <w:p>
       <w:r>
-        <w:t xml:space="preserve">IF </w:t>
-      </w:r>
-      <w:proofErr w:type="spellStart"/>
-      <w:r>
-        <w:t>inputFile</w:t>
-      </w:r>
-      <w:proofErr w:type="spellEnd"/>
-      <w:r>
-        <w:t xml:space="preserve"> cannot be opened</w:t>
-      </w:r>
-    </w:p>
-    <w:p>
-      <w:r>
-        <w:t>Display "Could not open input file."</w:t>
-      </w:r>
-    </w:p>
-    <w:p>
-      <w:r>
-        <w:t>RETURN</w:t>
-      </w:r>
-    </w:p>
-    <w:p>
-      <w:r>
-        <w:t>END IF</w:t>
-      </w:r>
-    </w:p>
-    <w:p>
-      <w:r>
-        <w:t xml:space="preserve">IF </w:t>
-      </w:r>
-      <w:proofErr w:type="spellStart"/>
-      <w:r>
-        <w:t>outputFile</w:t>
-      </w:r>
-      <w:proofErr w:type="spellEnd"/>
-      <w:r>
-        <w:t xml:space="preserve"> cannot be opened</w:t>
-      </w:r>
-    </w:p>
-    <w:p>
-      <w:r>
-        <w:t>Display "Could not open output file."</w:t>
-      </w:r>
-    </w:p>
-    <w:p>
-      <w:r>
-        <w:t>RETURN</w:t>
-      </w:r>
-    </w:p>
-    <w:p>
-      <w:r>
-        <w:t>END IF</w:t>
-      </w:r>
-    </w:p>
-    <w:p>
-      <w:r>
-        <w:t xml:space="preserve">WHILE another character can be read from </w:t>
-      </w:r>
-      <w:proofErr w:type="spellStart"/>
-      <w:r>
-        <w:t>inputFile</w:t>
-      </w:r>
-      <w:proofErr w:type="spellEnd"/>
-    </w:p>
-    <w:p>
-      <w:r>
-        <w:t>Read character ch</w:t>
-      </w:r>
-    </w:p>
-    <w:p>
-      <w:r>
-        <w:t xml:space="preserve">CALL </w:t>
-      </w:r>
-      <w:proofErr w:type="spellStart"/>
-      <w:proofErr w:type="gramStart"/>
-      <w:r>
-        <w:t>encryptCharacter</w:t>
-      </w:r>
-      <w:proofErr w:type="spellEnd"/>
-      <w:r>
-        <w:t>(</w:t>
-      </w:r>
-      <w:proofErr w:type="gramEnd"/>
-      <w:r>
-        <w:t>ch, cipher)</w:t>
-      </w:r>
-    </w:p>
-    <w:p>
-      <w:r>
-        <w:t xml:space="preserve">Write the encrypted character to </w:t>
-      </w:r>
-      <w:proofErr w:type="spellStart"/>
-      <w:r>
-        <w:t>outputFile</w:t>
-      </w:r>
-      <w:proofErr w:type="spellEnd"/>
-    </w:p>
-    <w:p>
-      <w:r>
-        <w:t>END WHILE</w:t>
-      </w:r>
-    </w:p>
-    <w:p>
-      <w:r>
-        <w:t xml:space="preserve">Close </w:t>
-      </w:r>
-      <w:proofErr w:type="spellStart"/>
-      <w:r>
-        <w:t>inputFile</w:t>
-      </w:r>
-      <w:proofErr w:type="spellEnd"/>
-    </w:p>
-    <w:p>
-      <w:r>
-        <w:t xml:space="preserve">Close </w:t>
-      </w:r>
-      <w:proofErr w:type="spellStart"/>
-      <w:r>
-        <w:t>outputFile</w:t>
-      </w:r>
-      <w:proofErr w:type="spellEnd"/>
-    </w:p>
-    <w:p>
-      <w:r>
-        <w:t>END FUNCTION</w:t>
-      </w:r>
-    </w:p>
-    <w:p>
-      <w:r>
-        <w:t xml:space="preserve">FUNCTION </w:t>
-      </w:r>
-      <w:proofErr w:type="spellStart"/>
-      <w:proofErr w:type="gramStart"/>
-      <w:r>
-        <w:t>decryptFile</w:t>
-      </w:r>
-      <w:proofErr w:type="spellEnd"/>
-      <w:r>
-        <w:t>(</w:t>
-      </w:r>
-      <w:proofErr w:type="spellStart"/>
-      <w:proofErr w:type="gramEnd"/>
-      <w:r>
-        <w:t>inputFile</w:t>
-      </w:r>
-      <w:proofErr w:type="spellEnd"/>
-      <w:r>
-        <w:t xml:space="preserve">, </w:t>
-      </w:r>
-      <w:proofErr w:type="spellStart"/>
-      <w:r>
-        <w:t>outputFile</w:t>
-      </w:r>
-      <w:proofErr w:type="spellEnd"/>
-      <w:r>
-        <w:t>, cipher)</w:t>
-      </w:r>
-    </w:p>
-    <w:p>
-      <w:r>
-        <w:t xml:space="preserve">Open </w:t>
-      </w:r>
-      <w:proofErr w:type="spellStart"/>
-      <w:r>
-        <w:t>inputFile</w:t>
-      </w:r>
-      <w:proofErr w:type="spellEnd"/>
-      <w:r>
-        <w:t xml:space="preserve"> for reading</w:t>
-      </w:r>
-    </w:p>
-    <w:p>
-      <w:r>
-        <w:t xml:space="preserve">Open </w:t>
-      </w:r>
-      <w:proofErr w:type="spellStart"/>
-      <w:proofErr w:type="gramStart"/>
-      <w:r>
-        <w:t>outputFile</w:t>
-      </w:r>
-      <w:proofErr w:type="spellEnd"/>
-      <w:proofErr w:type="gramEnd"/>
-      <w:r>
-        <w:t xml:space="preserve"> for writing</w:t>
-      </w:r>
-    </w:p>
-    <w:p>
-      <w:r>
-        <w:lastRenderedPageBreak/>
         <w:t xml:space="preserve">IF </w:t>
       </w:r>
       <w:proofErr w:type="spellStart"/>
@@ -1755,6 +1817,7 @@
   <w:style w:type="character" w:default="1" w:styleId="DefaultParagraphFont">
     <w:name w:val="Default Paragraph Font"/>
     <w:uiPriority w:val="1"/>
+    <w:semiHidden/>
     <w:unhideWhenUsed/>
   </w:style>
   <w:style w:type="table" w:default="1" w:styleId="TableNormal">
